--- a/(e)CRF/Per nummer/29_Teach-back - controle begrip patient.docx
+++ b/(e)CRF/Per nummer/29_Teach-back - controle begrip patient.docx
@@ -204,6 +204,29 @@
           <w:color w:val="24303B"/>
         </w:rPr>
         <w:tab/>
+      </w:r>
+    </w:p>
+    <w:p>
+      <w:pPr>
+        <w:numPr>
+          <w:ilvl w:val="0"/>
+          <w:numId w:val="32"/>
+        </w:numPr>
+        <w:tabs>
+          <w:tab w:val="left" w:leader="underscore" w:pos="8505"/>
+        </w:tabs>
+        <w:spacing w:line="360" w:lineRule="auto"/>
+        <w:rPr>
+          <w:rFonts w:ascii="Calibri" w:hAnsi="Calibri" w:cs="Calibri"/>
+        </w:rPr>
+      </w:pPr>
+      <w:r>
+        <w:rPr>
+          <w:b w:val="0"/>
+          <w:i/>
+          <w:color w:val="24303B"/>
+        </w:rPr>
+        <w:t>In te vullen op visite 2. Alleen in de Optimal Care-arm.</w:t>
       </w:r>
     </w:p>
     <w:p>
